--- a/开发文档.docx
+++ b/开发文档.docx
@@ -264,21 +264,7 @@
         <w:rPr>
           <w:rFonts w:hint="eastAsia"/>
         </w:rPr>
-        <w:t>：使用</w:t>
-      </w:r>
-      <w:proofErr w:type="gramStart"/>
-      <w:r>
-        <w:rPr>
-          <w:rFonts w:hint="eastAsia"/>
-        </w:rPr>
-        <w:t>腾讯云</w:t>
-      </w:r>
-      <w:proofErr w:type="gramEnd"/>
-      <w:r>
-        <w:rPr>
-          <w:rFonts w:hint="eastAsia"/>
-        </w:rPr>
-        <w:t>的机器翻译API。注意点：把</w:t>
+        <w:t>：使用腾讯云的机器翻译API。注意点：把</w:t>
       </w:r>
       <w:proofErr w:type="spellStart"/>
       <w:r>
@@ -306,21 +292,7 @@
         <w:rPr>
           <w:rFonts w:hint="eastAsia"/>
         </w:rPr>
-        <w:t>，需要时再读取，</w:t>
-      </w:r>
-      <w:proofErr w:type="gramStart"/>
-      <w:r>
-        <w:rPr>
-          <w:rFonts w:hint="eastAsia"/>
-        </w:rPr>
-        <w:t>而非硬编码</w:t>
-      </w:r>
-      <w:proofErr w:type="gramEnd"/>
-      <w:r>
-        <w:rPr>
-          <w:rFonts w:hint="eastAsia"/>
-        </w:rPr>
-        <w:t>在代码里。（否则有泄露给code agent风险！！）</w:t>
+        <w:t>，需要时再读取，而非硬编码在代码里。（否则有泄露给code agent风险！！）</w:t>
       </w:r>
     </w:p>
     <w:p>
@@ -647,21 +619,7 @@
         <w:rPr>
           <w:rFonts w:hint="eastAsia"/>
         </w:rPr>
-        <w:t>（</w:t>
-      </w:r>
-      <w:proofErr w:type="gramStart"/>
-      <w:r>
-        <w:rPr>
-          <w:rFonts w:hint="eastAsia"/>
-        </w:rPr>
-        <w:t>使用智谱</w:t>
-      </w:r>
-      <w:proofErr w:type="gramEnd"/>
-      <w:r>
-        <w:rPr>
-          <w:rFonts w:hint="eastAsia"/>
-        </w:rPr>
-        <w:t>glm-4.6v-flash）</w:t>
+        <w:t>（使用智谱glm-4.6v-flash）</w:t>
       </w:r>
     </w:p>
     <w:p>
@@ -751,35 +709,7 @@
         <w:rPr>
           <w:rFonts w:hint="eastAsia"/>
         </w:rPr>
-        <w:t>桌</w:t>
-      </w:r>
-      <w:proofErr w:type="gramStart"/>
-      <w:r>
-        <w:rPr>
-          <w:rFonts w:hint="eastAsia"/>
-        </w:rPr>
-        <w:t>宠模式</w:t>
-      </w:r>
-      <w:proofErr w:type="gramEnd"/>
-      <w:r>
-        <w:rPr>
-          <w:rFonts w:hint="eastAsia"/>
-        </w:rPr>
-        <w:t>下，</w:t>
-      </w:r>
-      <w:proofErr w:type="gramStart"/>
-      <w:r>
-        <w:rPr>
-          <w:rFonts w:hint="eastAsia"/>
-        </w:rPr>
-        <w:t>一</w:t>
-      </w:r>
-      <w:proofErr w:type="gramEnd"/>
-      <w:r>
-        <w:rPr>
-          <w:rFonts w:hint="eastAsia"/>
-        </w:rPr>
-        <w:t>点击输入框，b站视频就会黑屏</w:t>
+        <w:t>桌宠模式下，一点击输入框，b站视频就会黑屏</w:t>
       </w:r>
     </w:p>
     <w:p>
@@ -831,16 +761,8 @@
         <w:rPr>
           <w:rFonts w:hint="eastAsia"/>
         </w:rPr>
-        <w:t xml:space="preserve"> run qwen2.</w:t>
-      </w:r>
-      <w:proofErr w:type="gramStart"/>
-      <w:r>
-        <w:rPr>
-          <w:rFonts w:hint="eastAsia"/>
-        </w:rPr>
-        <w:t>5:latest</w:t>
-      </w:r>
-      <w:proofErr w:type="gramEnd"/>
+        <w:t xml:space="preserve"> run qwen2.5:latest</w:t>
+      </w:r>
     </w:p>
     <w:p>
       <w:pPr>
@@ -939,19 +861,11 @@
         <w:t>uv</w:t>
       </w:r>
       <w:proofErr w:type="spellEnd"/>
-      <w:proofErr w:type="gramStart"/>
-      <w:r>
-        <w:rPr>
-          <w:rFonts w:hint="eastAsia"/>
-        </w:rPr>
-        <w:t xml:space="preserve"> run run</w:t>
-      </w:r>
-      <w:proofErr w:type="gramEnd"/>
-      <w:r>
-        <w:rPr>
-          <w:rFonts w:hint="eastAsia"/>
-        </w:rPr>
-        <w:t>_server.py</w:t>
+      <w:r>
+        <w:rPr>
+          <w:rFonts w:hint="eastAsia"/>
+        </w:rPr>
+        <w:t xml:space="preserve"> run run_server.py</w:t>
       </w:r>
     </w:p>
     <w:p>
@@ -984,21 +898,7 @@
         <w:rPr>
           <w:rFonts w:hint="eastAsia"/>
         </w:rPr>
-        <w:t>场景</w:t>
-      </w:r>
-      <w:proofErr w:type="gramStart"/>
-      <w:r>
-        <w:rPr>
-          <w:rFonts w:hint="eastAsia"/>
-        </w:rPr>
-        <w:t>一</w:t>
-      </w:r>
-      <w:proofErr w:type="gramEnd"/>
-      <w:r>
-        <w:rPr>
-          <w:rFonts w:hint="eastAsia"/>
-        </w:rPr>
-        <w:t>：打招呼，然后问她你能干些什么【对话交流】</w:t>
+        <w:t>场景一：打招呼，然后问她你能干些什么【对话交流】</w:t>
       </w:r>
     </w:p>
     <w:p>
@@ -1041,6 +941,11 @@
       </w:r>
     </w:p>
     <w:p>
+      <w:pPr>
+        <w:rPr>
+          <w:rFonts w:hint="eastAsia"/>
+        </w:rPr>
+      </w:pPr>
       <w:r>
         <w:rPr>
           <w:rFonts w:hint="eastAsia"/>
@@ -1049,7 +954,13 @@
         <w:t>场景五：感谢观看，一键三连【结束】</w:t>
       </w:r>
     </w:p>
-    <w:p/>
+    <w:p>
+      <w:pPr>
+        <w:rPr>
+          <w:rFonts w:hint="eastAsia"/>
+        </w:rPr>
+      </w:pPr>
+    </w:p>
     <w:p>
       <w:pPr>
         <w:rPr>
@@ -1076,6 +987,9 @@
           <w:ilvl w:val="0"/>
           <w:numId w:val="3"/>
         </w:numPr>
+        <w:rPr>
+          <w:rFonts w:hint="eastAsia"/>
+        </w:rPr>
       </w:pPr>
       <w:r>
         <w:rPr>
@@ -1088,6 +1002,9 @@
       <w:pPr>
         <w:pStyle w:val="a9"/>
         <w:ind w:left="440"/>
+        <w:rPr>
+          <w:rFonts w:hint="eastAsia"/>
+        </w:rPr>
       </w:pPr>
       <w:r>
         <w:rPr>
@@ -1113,6 +1030,9 @@
       <w:pPr>
         <w:pStyle w:val="a9"/>
         <w:ind w:left="440" w:firstLineChars="400" w:firstLine="880"/>
+        <w:rPr>
+          <w:rFonts w:hint="eastAsia"/>
+        </w:rPr>
       </w:pPr>
       <w:proofErr w:type="spellStart"/>
       <w:r>
@@ -1131,6 +1051,9 @@
     <w:p>
       <w:pPr>
         <w:ind w:left="420"/>
+        <w:rPr>
+          <w:rFonts w:hint="eastAsia"/>
+        </w:rPr>
       </w:pPr>
       <w:proofErr w:type="spellStart"/>
       <w:r>
@@ -1180,12 +1103,48 @@
           <w:ilvl w:val="0"/>
           <w:numId w:val="3"/>
         </w:numPr>
+        <w:rPr>
+          <w:rFonts w:hint="eastAsia"/>
+        </w:rPr>
       </w:pPr>
       <w:r>
         <w:rPr>
           <w:rFonts w:hint="eastAsia"/>
         </w:rPr>
         <w:t>获取项目代码</w:t>
+      </w:r>
+    </w:p>
+    <w:p>
+      <w:pPr>
+        <w:pStyle w:val="a9"/>
+        <w:numPr>
+          <w:ilvl w:val="0"/>
+          <w:numId w:val="8"/>
+        </w:numPr>
+        <w:rPr>
+          <w:rFonts w:hint="eastAsia"/>
+        </w:rPr>
+      </w:pPr>
+      <w:r>
+        <w:rPr>
+          <w:rFonts w:hint="eastAsia"/>
+        </w:rPr>
+        <w:t xml:space="preserve">Git clone </w:t>
+      </w:r>
+      <w:hyperlink r:id="rId5" w:history="1">
+        <w:r>
+          <w:rPr>
+            <w:rStyle w:val="ae"/>
+            <w:rFonts w:hint="eastAsia"/>
+          </w:rPr>
+          <w:t>https://github.com/ZL-Tian/Open-LLM-VTuber-ATRI.git</w:t>
+        </w:r>
+      </w:hyperlink>
+      <w:r>
+        <w:rPr>
+          <w:rFonts w:hint="eastAsia"/>
+        </w:rPr>
+        <w:t xml:space="preserve"> --recursive</w:t>
       </w:r>
     </w:p>
     <w:p>
@@ -1196,6 +1155,682 @@
           <w:rFonts w:hint="eastAsia"/>
         </w:rPr>
       </w:pPr>
+      <w:r>
+        <w:rPr>
+          <w:rFonts w:hint="eastAsia"/>
+        </w:rPr>
+        <w:t>需要修改的地方：</w:t>
+      </w:r>
+    </w:p>
+    <w:p>
+      <w:pPr>
+        <w:pStyle w:val="a9"/>
+        <w:numPr>
+          <w:ilvl w:val="0"/>
+          <w:numId w:val="4"/>
+        </w:numPr>
+        <w:rPr>
+          <w:rFonts w:hint="eastAsia"/>
+        </w:rPr>
+      </w:pPr>
+      <w:proofErr w:type="spellStart"/>
+      <w:r>
+        <w:rPr>
+          <w:rFonts w:hint="eastAsia"/>
+        </w:rPr>
+        <w:t>mcp_servers.json</w:t>
+      </w:r>
+      <w:proofErr w:type="spellEnd"/>
+      <w:r>
+        <w:rPr>
+          <w:rFonts w:hint="eastAsia"/>
+        </w:rPr>
+        <w:t>中，</w:t>
+      </w:r>
+      <w:r>
+        <w:t>audio-player</w:t>
+      </w:r>
+      <w:r>
+        <w:rPr>
+          <w:rFonts w:hint="eastAsia"/>
+        </w:rPr>
+        <w:t>以及sing-server的具体路径</w:t>
+      </w:r>
+    </w:p>
+    <w:p>
+      <w:pPr>
+        <w:pStyle w:val="a9"/>
+        <w:numPr>
+          <w:ilvl w:val="0"/>
+          <w:numId w:val="4"/>
+        </w:numPr>
+        <w:rPr>
+          <w:rFonts w:hint="eastAsia"/>
+        </w:rPr>
+      </w:pPr>
+      <w:r>
+        <w:rPr>
+          <w:rFonts w:hint="eastAsia"/>
+        </w:rPr>
+        <w:t>mcp_tools/sing-mcp/player.py中</w:t>
+      </w:r>
+      <w:r>
+        <w:t>SONG_FILE_PATH</w:t>
+      </w:r>
+      <w:r>
+        <w:rPr>
+          <w:rFonts w:hint="eastAsia"/>
+        </w:rPr>
+        <w:t>路径</w:t>
+      </w:r>
+    </w:p>
+    <w:p>
+      <w:pPr>
+        <w:pStyle w:val="a9"/>
+        <w:numPr>
+          <w:ilvl w:val="0"/>
+          <w:numId w:val="8"/>
+        </w:numPr>
+        <w:rPr>
+          <w:rFonts w:hint="eastAsia"/>
+        </w:rPr>
+      </w:pPr>
+      <w:r>
+        <w:rPr>
+          <w:rFonts w:hint="eastAsia"/>
+        </w:rPr>
+        <w:t>到</w:t>
+      </w:r>
+      <w:r>
+        <w:rPr>
+          <w:rFonts w:hint="eastAsia"/>
+        </w:rPr>
+        <w:fldChar w:fldCharType="begin"/>
+      </w:r>
+      <w:r>
+        <w:rPr>
+          <w:rFonts w:hint="eastAsia"/>
+        </w:rPr>
+        <w:instrText>HYPERLINK "</w:instrText>
+      </w:r>
+      <w:r>
+        <w:rPr>
+          <w:rFonts w:hint="eastAsia"/>
+        </w:rPr>
+        <w:instrText>https://github.com/Open-LLM-VTuber/Open-LLM-VTuber/releases</w:instrText>
+      </w:r>
+      <w:r>
+        <w:rPr>
+          <w:rFonts w:hint="eastAsia"/>
+        </w:rPr>
+        <w:instrText>"</w:instrText>
+      </w:r>
+      <w:r>
+        <w:rPr>
+          <w:rFonts w:hint="eastAsia"/>
+        </w:rPr>
+      </w:r>
+      <w:r>
+        <w:rPr>
+          <w:rFonts w:hint="eastAsia"/>
+        </w:rPr>
+        <w:fldChar w:fldCharType="separate"/>
+      </w:r>
+      <w:r>
+        <w:rPr>
+          <w:rStyle w:val="ae"/>
+          <w:rFonts w:hint="eastAsia"/>
+        </w:rPr>
+        <w:t>https://github.com/Open-LLM-VTuber/Open-LLM-VTuber/releases</w:t>
+      </w:r>
+      <w:r>
+        <w:rPr>
+          <w:rFonts w:hint="eastAsia"/>
+        </w:rPr>
+        <w:fldChar w:fldCharType="end"/>
+      </w:r>
+      <w:r>
+        <w:rPr>
+          <w:rFonts w:hint="eastAsia"/>
+        </w:rPr>
+        <w:t>下载安装</w:t>
+      </w:r>
+      <w:r>
+        <w:rPr>
+          <w:rFonts w:hint="eastAsia"/>
+        </w:rPr>
+        <w:t>open-llm-vtuber-1.2.1-setup.exe</w:t>
+      </w:r>
+    </w:p>
+    <w:p>
+      <w:pPr>
+        <w:pStyle w:val="a9"/>
+        <w:numPr>
+          <w:ilvl w:val="0"/>
+          <w:numId w:val="3"/>
+        </w:numPr>
+        <w:rPr>
+          <w:rFonts w:hint="eastAsia"/>
+        </w:rPr>
+      </w:pPr>
+      <w:r>
+        <w:rPr>
+          <w:rFonts w:hint="eastAsia"/>
+        </w:rPr>
+        <w:t>获取</w:t>
+      </w:r>
+      <w:proofErr w:type="spellStart"/>
+      <w:r>
+        <w:rPr>
+          <w:rFonts w:hint="eastAsia"/>
+        </w:rPr>
+        <w:t>api</w:t>
+      </w:r>
+      <w:proofErr w:type="spellEnd"/>
+      <w:r>
+        <w:rPr>
+          <w:rFonts w:hint="eastAsia"/>
+        </w:rPr>
+        <w:t xml:space="preserve"> key</w:t>
+      </w:r>
+    </w:p>
+    <w:p>
+      <w:pPr>
+        <w:pStyle w:val="a9"/>
+        <w:numPr>
+          <w:ilvl w:val="0"/>
+          <w:numId w:val="5"/>
+        </w:numPr>
+        <w:rPr>
+          <w:rFonts w:hint="eastAsia"/>
+        </w:rPr>
+      </w:pPr>
+      <w:r>
+        <w:rPr>
+          <w:rFonts w:hint="eastAsia"/>
+        </w:rPr>
+        <w:t xml:space="preserve">LLM </w:t>
+      </w:r>
+      <w:proofErr w:type="spellStart"/>
+      <w:r>
+        <w:rPr>
+          <w:rFonts w:hint="eastAsia"/>
+        </w:rPr>
+        <w:t>api</w:t>
+      </w:r>
+      <w:proofErr w:type="spellEnd"/>
+      <w:r>
+        <w:rPr>
+          <w:rFonts w:hint="eastAsia"/>
+        </w:rPr>
+        <w:t>：智谱开放平台</w:t>
+      </w:r>
+      <w:r>
+        <w:fldChar w:fldCharType="begin"/>
+      </w:r>
+      <w:r>
+        <w:instrText>HYPERLINK "https://open.bigmodel.cn/usercenter/proj-mgmt/apikeys"</w:instrText>
+      </w:r>
+      <w:r>
+        <w:rPr>
+          <w:rFonts w:hint="eastAsia"/>
+        </w:rPr>
+        <w:fldChar w:fldCharType="separate"/>
+      </w:r>
+      <w:r>
+        <w:rPr>
+          <w:rStyle w:val="ae"/>
+          <w:rFonts w:hint="eastAsia"/>
+        </w:rPr>
+        <w:t>https://open.bigmodel.cn/usercenter/proj-mgmt/apikeys</w:t>
+      </w:r>
+      <w:r>
+        <w:fldChar w:fldCharType="end"/>
+      </w:r>
+      <w:r>
+        <w:rPr>
+          <w:rFonts w:hint="eastAsia"/>
+        </w:rPr>
+        <w:t>，获取后复制到</w:t>
+      </w:r>
+      <w:proofErr w:type="spellStart"/>
+      <w:r>
+        <w:rPr>
+          <w:rFonts w:hint="eastAsia"/>
+        </w:rPr>
+        <w:t>config.yaml</w:t>
+      </w:r>
+      <w:proofErr w:type="spellEnd"/>
+      <w:r>
+        <w:rPr>
+          <w:rFonts w:hint="eastAsia"/>
+        </w:rPr>
+        <w:t>中的</w:t>
+      </w:r>
+      <w:proofErr w:type="spellStart"/>
+      <w:r>
+        <w:rPr>
+          <w:rFonts w:hint="eastAsia"/>
+        </w:rPr>
+        <w:t>zhipu_llm</w:t>
+      </w:r>
+      <w:proofErr w:type="spellEnd"/>
+      <w:r>
+        <w:rPr>
+          <w:rFonts w:hint="eastAsia"/>
+        </w:rPr>
+        <w:t>下的</w:t>
+      </w:r>
+      <w:proofErr w:type="spellStart"/>
+      <w:r>
+        <w:t>llm_api_key</w:t>
+      </w:r>
+      <w:proofErr w:type="spellEnd"/>
+    </w:p>
+    <w:p>
+      <w:pPr>
+        <w:pStyle w:val="a9"/>
+        <w:numPr>
+          <w:ilvl w:val="0"/>
+          <w:numId w:val="5"/>
+        </w:numPr>
+        <w:rPr>
+          <w:rFonts w:hint="eastAsia"/>
+        </w:rPr>
+      </w:pPr>
+      <w:r>
+        <w:rPr>
+          <w:rFonts w:hint="eastAsia"/>
+        </w:rPr>
+        <w:t>翻译</w:t>
+      </w:r>
+      <w:proofErr w:type="spellStart"/>
+      <w:r>
+        <w:rPr>
+          <w:rFonts w:hint="eastAsia"/>
+        </w:rPr>
+        <w:t>api</w:t>
+      </w:r>
+      <w:proofErr w:type="spellEnd"/>
+      <w:r>
+        <w:rPr>
+          <w:rFonts w:hint="eastAsia"/>
+        </w:rPr>
+        <w:t>：腾讯云混元大模型</w:t>
+      </w:r>
+      <w:r>
+        <w:fldChar w:fldCharType="begin"/>
+      </w:r>
+      <w:r>
+        <w:instrText>HYPERLINK "https://console.cloud.tencent.com/"</w:instrText>
+      </w:r>
+      <w:r>
+        <w:rPr>
+          <w:rFonts w:hint="eastAsia"/>
+        </w:rPr>
+        <w:fldChar w:fldCharType="separate"/>
+      </w:r>
+      <w:r>
+        <w:rPr>
+          <w:rStyle w:val="ae"/>
+          <w:rFonts w:hint="eastAsia"/>
+        </w:rPr>
+        <w:t>https://console.cloud.tencent.com/</w:t>
+      </w:r>
+      <w:r>
+        <w:fldChar w:fldCharType="end"/>
+      </w:r>
+      <w:r>
+        <w:rPr>
+          <w:rFonts w:hint="eastAsia"/>
+        </w:rPr>
+        <w:t>。获取后添加到系统环境变量</w:t>
+      </w:r>
+    </w:p>
+    <w:p>
+      <w:pPr>
+        <w:pStyle w:val="a9"/>
+        <w:numPr>
+          <w:ilvl w:val="0"/>
+          <w:numId w:val="3"/>
+        </w:numPr>
+        <w:rPr>
+          <w:rFonts w:hint="eastAsia"/>
+        </w:rPr>
+      </w:pPr>
+      <w:r>
+        <w:rPr>
+          <w:rFonts w:hint="eastAsia"/>
+        </w:rPr>
+        <w:t>配置TTS。</w:t>
+      </w:r>
+    </w:p>
+    <w:p>
+      <w:pPr>
+        <w:pStyle w:val="a9"/>
+        <w:numPr>
+          <w:ilvl w:val="0"/>
+          <w:numId w:val="6"/>
+        </w:numPr>
+        <w:rPr>
+          <w:rFonts w:hint="eastAsia"/>
+        </w:rPr>
+      </w:pPr>
+      <w:r>
+        <w:rPr>
+          <w:rFonts w:hint="eastAsia"/>
+        </w:rPr>
+        <w:t>下载混合包</w:t>
+      </w:r>
+      <w:hyperlink r:id="rId6" w:history="1">
+        <w:r>
+          <w:rPr>
+            <w:rStyle w:val="ae"/>
+            <w:rFonts w:hint="eastAsia"/>
+          </w:rPr>
+          <w:t>https://www.yuque.com/baicaigongchang1145haoyuangong/ib3g1e/dkxgpiy9zb96hob4</w:t>
+        </w:r>
+      </w:hyperlink>
+    </w:p>
+    <w:p>
+      <w:pPr>
+        <w:pStyle w:val="a9"/>
+        <w:numPr>
+          <w:ilvl w:val="0"/>
+          <w:numId w:val="6"/>
+        </w:numPr>
+        <w:rPr>
+          <w:rFonts w:hint="eastAsia"/>
+        </w:rPr>
+      </w:pPr>
+      <w:r>
+        <w:rPr>
+          <w:rFonts w:hint="eastAsia"/>
+        </w:rPr>
+        <w:t>下载权重：</w:t>
+      </w:r>
+      <w:r>
+        <w:rPr>
+          <w:rFonts w:hint="eastAsia"/>
+        </w:rPr>
+        <w:fldChar w:fldCharType="begin"/>
+      </w:r>
+      <w:r>
+        <w:rPr>
+          <w:rFonts w:hint="eastAsia"/>
+        </w:rPr>
+        <w:instrText>HYPERLINK "</w:instrText>
+      </w:r>
+      <w:r>
+        <w:rPr>
+          <w:rFonts w:hint="eastAsia"/>
+        </w:rPr>
+        <w:instrText>https://huggingface.co/2DIPW/ATRI_GPT-SoVITS</w:instrText>
+      </w:r>
+      <w:r>
+        <w:rPr>
+          <w:rFonts w:hint="eastAsia"/>
+        </w:rPr>
+        <w:instrText>"</w:instrText>
+      </w:r>
+      <w:r>
+        <w:rPr>
+          <w:rFonts w:hint="eastAsia"/>
+        </w:rPr>
+      </w:r>
+      <w:r>
+        <w:rPr>
+          <w:rFonts w:hint="eastAsia"/>
+        </w:rPr>
+        <w:fldChar w:fldCharType="separate"/>
+      </w:r>
+      <w:r>
+        <w:rPr>
+          <w:rStyle w:val="ae"/>
+          <w:rFonts w:hint="eastAsia"/>
+        </w:rPr>
+        <w:t>https://huggingface.co/2DIPW/ATRI_GPT-SoVITS</w:t>
+      </w:r>
+      <w:r>
+        <w:rPr>
+          <w:rFonts w:hint="eastAsia"/>
+        </w:rPr>
+        <w:fldChar w:fldCharType="end"/>
+      </w:r>
+      <w:r>
+        <w:rPr>
+          <w:rFonts w:hint="eastAsia"/>
+        </w:rPr>
+        <w:t>（</w:t>
+      </w:r>
+      <w:r>
+        <w:rPr>
+          <w:rFonts w:hint="eastAsia"/>
+        </w:rPr>
+        <w:t>atri-e10.ckpt</w:t>
+      </w:r>
+      <w:r>
+        <w:rPr>
+          <w:rFonts w:hint="eastAsia"/>
+        </w:rPr>
+        <w:t>放入GPT_weights_v4文件夹，</w:t>
+      </w:r>
+      <w:r>
+        <w:rPr>
+          <w:rFonts w:hint="eastAsia"/>
+        </w:rPr>
+        <w:t>atri_e25_s5250.pth</w:t>
+      </w:r>
+      <w:r>
+        <w:rPr>
+          <w:rFonts w:hint="eastAsia"/>
+        </w:rPr>
+        <w:t>放入</w:t>
+      </w:r>
+      <w:r>
+        <w:rPr>
+          <w:rFonts w:hint="eastAsia"/>
+        </w:rPr>
+        <w:t>SoVITS_weights_v4</w:t>
+      </w:r>
+      <w:r>
+        <w:rPr>
+          <w:rFonts w:hint="eastAsia"/>
+        </w:rPr>
+        <w:t>文件夹</w:t>
+      </w:r>
+    </w:p>
+    <w:p>
+      <w:pPr>
+        <w:pStyle w:val="a9"/>
+        <w:numPr>
+          <w:ilvl w:val="0"/>
+          <w:numId w:val="3"/>
+        </w:numPr>
+        <w:rPr>
+          <w:rFonts w:hint="eastAsia"/>
+        </w:rPr>
+      </w:pPr>
+      <w:r>
+        <w:rPr>
+          <w:rFonts w:hint="eastAsia"/>
+        </w:rPr>
+        <w:t>运行</w:t>
+      </w:r>
+    </w:p>
+    <w:p>
+      <w:pPr>
+        <w:pStyle w:val="a9"/>
+        <w:numPr>
+          <w:ilvl w:val="0"/>
+          <w:numId w:val="7"/>
+        </w:numPr>
+        <w:rPr>
+          <w:rFonts w:hint="eastAsia"/>
+        </w:rPr>
+      </w:pPr>
+      <w:r>
+        <w:rPr>
+          <w:rFonts w:hint="eastAsia"/>
+        </w:rPr>
+        <w:t>在</w:t>
+      </w:r>
+      <w:r>
+        <w:rPr>
+          <w:rFonts w:hint="eastAsia"/>
+        </w:rPr>
+        <w:t>GPT-SoVITS-v2pro-20250604</w:t>
+      </w:r>
+      <w:r>
+        <w:rPr>
+          <w:rFonts w:hint="eastAsia"/>
+        </w:rPr>
+        <w:t>目录下打开</w:t>
+      </w:r>
+      <w:proofErr w:type="spellStart"/>
+      <w:r>
+        <w:rPr>
+          <w:rFonts w:hint="eastAsia"/>
+        </w:rPr>
+        <w:t>powershell</w:t>
+      </w:r>
+      <w:proofErr w:type="spellEnd"/>
+      <w:r>
+        <w:rPr>
+          <w:rFonts w:hint="eastAsia"/>
+        </w:rPr>
+        <w:t>，运行</w:t>
+      </w:r>
+      <w:r>
+        <w:rPr>
+          <w:rFonts w:hint="eastAsia"/>
+        </w:rPr>
+        <w:t>runtime\python.exe api_v2.py</w:t>
+      </w:r>
+    </w:p>
+    <w:p>
+      <w:pPr>
+        <w:pStyle w:val="a9"/>
+        <w:numPr>
+          <w:ilvl w:val="0"/>
+          <w:numId w:val="7"/>
+        </w:numPr>
+        <w:rPr>
+          <w:rFonts w:hint="eastAsia"/>
+        </w:rPr>
+      </w:pPr>
+      <w:r>
+        <w:rPr>
+          <w:rFonts w:hint="eastAsia"/>
+        </w:rPr>
+        <w:t>在</w:t>
+      </w:r>
+      <w:r>
+        <w:rPr>
+          <w:rFonts w:hint="eastAsia"/>
+        </w:rPr>
+        <w:t>Open-LLM-</w:t>
+      </w:r>
+      <w:proofErr w:type="spellStart"/>
+      <w:r>
+        <w:rPr>
+          <w:rFonts w:hint="eastAsia"/>
+        </w:rPr>
+        <w:t>VTuber</w:t>
+      </w:r>
+      <w:proofErr w:type="spellEnd"/>
+      <w:r>
+        <w:rPr>
+          <w:rFonts w:hint="eastAsia"/>
+        </w:rPr>
+        <w:t>-ATRI</w:t>
+      </w:r>
+      <w:r>
+        <w:rPr>
+          <w:rFonts w:hint="eastAsia"/>
+        </w:rPr>
+        <w:t>目录下打开</w:t>
+      </w:r>
+      <w:proofErr w:type="spellStart"/>
+      <w:r>
+        <w:rPr>
+          <w:rFonts w:hint="eastAsia"/>
+        </w:rPr>
+        <w:t>Powershell</w:t>
+      </w:r>
+      <w:proofErr w:type="spellEnd"/>
+      <w:r>
+        <w:rPr>
+          <w:rFonts w:hint="eastAsia"/>
+        </w:rPr>
+        <w:t>，运行</w:t>
+      </w:r>
+      <w:proofErr w:type="spellStart"/>
+      <w:r>
+        <w:rPr>
+          <w:rFonts w:hint="eastAsia"/>
+        </w:rPr>
+        <w:t>uv</w:t>
+      </w:r>
+      <w:proofErr w:type="spellEnd"/>
+      <w:r>
+        <w:rPr>
+          <w:rFonts w:hint="eastAsia"/>
+        </w:rPr>
+        <w:t xml:space="preserve"> run run_server.py</w:t>
+      </w:r>
+    </w:p>
+    <w:p>
+      <w:pPr>
+        <w:pStyle w:val="a9"/>
+        <w:numPr>
+          <w:ilvl w:val="0"/>
+          <w:numId w:val="7"/>
+        </w:numPr>
+        <w:rPr>
+          <w:rFonts w:hint="eastAsia"/>
+        </w:rPr>
+      </w:pPr>
+      <w:r>
+        <w:rPr>
+          <w:rFonts w:hint="eastAsia"/>
+        </w:rPr>
+        <w:t>点击桌面</w:t>
+      </w:r>
+      <w:r>
+        <w:rPr>
+          <w:rFonts w:hint="eastAsia"/>
+        </w:rPr>
+        <w:t>open-</w:t>
+      </w:r>
+      <w:proofErr w:type="spellStart"/>
+      <w:r>
+        <w:rPr>
+          <w:rFonts w:hint="eastAsia"/>
+        </w:rPr>
+        <w:t>llm</w:t>
+      </w:r>
+      <w:proofErr w:type="spellEnd"/>
+      <w:r>
+        <w:rPr>
+          <w:rFonts w:hint="eastAsia"/>
+        </w:rPr>
+        <w:t>-</w:t>
+      </w:r>
+      <w:proofErr w:type="spellStart"/>
+      <w:r>
+        <w:rPr>
+          <w:rFonts w:hint="eastAsia"/>
+        </w:rPr>
+        <w:t>vtuber</w:t>
+      </w:r>
+      <w:proofErr w:type="spellEnd"/>
+      <w:r>
+        <w:rPr>
+          <w:rFonts w:hint="eastAsia"/>
+        </w:rPr>
+        <w:t>应用图标</w:t>
+      </w:r>
     </w:p>
     <w:sectPr>
       <w:pgSz w:w="11906" w:h="16838"/>
@@ -1210,6 +1845,95 @@
 <file path=word/numbering.xml><?xml version="1.0" encoding="utf-8"?>
 <w:numbering xmlns:wpc="http://schemas.microsoft.com/office/word/2010/wordprocessingCanvas" xmlns:cx="http://schemas.microsoft.com/office/drawing/2014/chartex" xmlns:cx1="http://schemas.microsoft.com/office/drawing/2015/9/8/chartex" xmlns:cx2="http://schemas.microsoft.com/office/drawing/2015/10/21/chartex" xmlns:cx3="http://schemas.microsoft.com/office/drawing/2016/5/9/chartex" xmlns:cx4="http://schemas.microsoft.com/office/drawing/2016/5/10/chartex" xmlns:cx5="http://schemas.microsoft.com/office/drawing/2016/5/11/chartex" xmlns:cx6="http://schemas.microsoft.com/office/drawing/2016/5/12/chartex" xmlns:cx7="http://schemas.microsoft.com/office/drawing/2016/5/13/chartex" xmlns:cx8="http://schemas.microsoft.com/office/drawing/2016/5/14/chartex" xmlns:mc="http://schemas.openxmlformats.org/markup-compatibility/2006" xmlns:aink="http://schemas.microsoft.com/office/drawing/2016/ink" xmlns:am3d="http://schemas.microsoft.com/office/drawing/2017/model3d" xmlns:o="urn:schemas-microsoft-com:office:office" xmlns:oel="http://schemas.microsoft.com/office/2019/extlst" xmlns:r="http://schemas.openxmlformats.org/officeDocument/2006/relationships" xmlns:m="http://schemas.openxmlformats.org/officeDocument/2006/math" xmlns:v="urn:schemas-microsoft-com:vml" xmlns:wp14="http://schemas.microsoft.com/office/word/2010/wordprocessingDrawing" xmlns:wp="http://schemas.openxmlformats.org/drawingml/2006/wordprocessingDrawing" xmlns:w10="urn:schemas-microsoft-com:office:word" xmlns:w="http://schemas.openxmlformats.org/wordprocessingml/2006/main" xmlns:w14="http://schemas.microsoft.com/office/word/2010/wordml" xmlns:w15="http://schemas.microsoft.com/office/word/2012/wordml" xmlns:w16cex="http://schemas.microsoft.com/office/word/2018/wordml/cex" xmlns:w16cid="http://schemas.microsoft.com/office/word/2016/wordml/cid" xmlns:w16="http://schemas.microsoft.com/office/word/2018/wordml" xmlns:w16du="http://schemas.microsoft.com/office/word/2023/wordml/word16du" xmlns:w16sdtdh="http://schemas.microsoft.com/office/word/2020/wordml/sdtdatahash" xmlns:w16sdtfl="http://schemas.microsoft.com/office/word/2024/wordml/sdtformatlock" xmlns:w16se="http://schemas.microsoft.com/office/word/2015/wordml/symex" xmlns:wpg="http://schemas.microsoft.com/office/word/2010/wordprocessingGroup" xmlns:wpi="http://schemas.microsoft.com/office/word/2010/wordprocessingInk" xmlns:wne="http://schemas.microsoft.com/office/word/2006/wordml" xmlns:wps="http://schemas.microsoft.com/office/word/2010/wordprocessingShape" mc:Ignorable="w14 w15 w16se w16cid w16 w16cex w16sdtdh w16sdtfl w16du wp14">
   <w:abstractNum w:abstractNumId="0" w15:restartNumberingAfterBreak="0">
+    <w:nsid w:val="13F71191"/>
+    <w:multiLevelType w:val="hybridMultilevel"/>
+    <w:tmpl w:val="ADA6296A"/>
+    <w:lvl w:ilvl="0" w:tplc="3176EB5A">
+      <w:start w:val="1"/>
+      <w:numFmt w:val="decimal"/>
+      <w:lvlText w:val="%1."/>
+      <w:lvlJc w:val="left"/>
+      <w:pPr>
+        <w:ind w:left="800" w:hanging="360"/>
+      </w:pPr>
+      <w:rPr>
+        <w:rFonts w:hint="default"/>
+      </w:rPr>
+    </w:lvl>
+    <w:lvl w:ilvl="1" w:tplc="04090019" w:tentative="1">
+      <w:start w:val="1"/>
+      <w:numFmt w:val="lowerLetter"/>
+      <w:lvlText w:val="%2)"/>
+      <w:lvlJc w:val="left"/>
+      <w:pPr>
+        <w:ind w:left="1320" w:hanging="440"/>
+      </w:pPr>
+    </w:lvl>
+    <w:lvl w:ilvl="2" w:tplc="0409001B" w:tentative="1">
+      <w:start w:val="1"/>
+      <w:numFmt w:val="lowerRoman"/>
+      <w:lvlText w:val="%3."/>
+      <w:lvlJc w:val="right"/>
+      <w:pPr>
+        <w:ind w:left="1760" w:hanging="440"/>
+      </w:pPr>
+    </w:lvl>
+    <w:lvl w:ilvl="3" w:tplc="0409000F" w:tentative="1">
+      <w:start w:val="1"/>
+      <w:numFmt w:val="decimal"/>
+      <w:lvlText w:val="%4."/>
+      <w:lvlJc w:val="left"/>
+      <w:pPr>
+        <w:ind w:left="2200" w:hanging="440"/>
+      </w:pPr>
+    </w:lvl>
+    <w:lvl w:ilvl="4" w:tplc="04090019" w:tentative="1">
+      <w:start w:val="1"/>
+      <w:numFmt w:val="lowerLetter"/>
+      <w:lvlText w:val="%5)"/>
+      <w:lvlJc w:val="left"/>
+      <w:pPr>
+        <w:ind w:left="2640" w:hanging="440"/>
+      </w:pPr>
+    </w:lvl>
+    <w:lvl w:ilvl="5" w:tplc="0409001B" w:tentative="1">
+      <w:start w:val="1"/>
+      <w:numFmt w:val="lowerRoman"/>
+      <w:lvlText w:val="%6."/>
+      <w:lvlJc w:val="right"/>
+      <w:pPr>
+        <w:ind w:left="3080" w:hanging="440"/>
+      </w:pPr>
+    </w:lvl>
+    <w:lvl w:ilvl="6" w:tplc="0409000F" w:tentative="1">
+      <w:start w:val="1"/>
+      <w:numFmt w:val="decimal"/>
+      <w:lvlText w:val="%7."/>
+      <w:lvlJc w:val="left"/>
+      <w:pPr>
+        <w:ind w:left="3520" w:hanging="440"/>
+      </w:pPr>
+    </w:lvl>
+    <w:lvl w:ilvl="7" w:tplc="04090019" w:tentative="1">
+      <w:start w:val="1"/>
+      <w:numFmt w:val="lowerLetter"/>
+      <w:lvlText w:val="%8)"/>
+      <w:lvlJc w:val="left"/>
+      <w:pPr>
+        <w:ind w:left="3960" w:hanging="440"/>
+      </w:pPr>
+    </w:lvl>
+    <w:lvl w:ilvl="8" w:tplc="0409001B" w:tentative="1">
+      <w:start w:val="1"/>
+      <w:numFmt w:val="lowerRoman"/>
+      <w:lvlText w:val="%9."/>
+      <w:lvlJc w:val="right"/>
+      <w:pPr>
+        <w:ind w:left="4400" w:hanging="440"/>
+      </w:pPr>
+    </w:lvl>
+  </w:abstractNum>
+  <w:abstractNum w:abstractNumId="1" w15:restartNumberingAfterBreak="0">
     <w:nsid w:val="211B3A7B"/>
     <w:multiLevelType w:val="hybridMultilevel"/>
     <w:tmpl w:val="7EA4D080"/>
@@ -1298,7 +2022,7 @@
       </w:pPr>
     </w:lvl>
   </w:abstractNum>
-  <w:abstractNum w:abstractNumId="1" w15:restartNumberingAfterBreak="0">
+  <w:abstractNum w:abstractNumId="2" w15:restartNumberingAfterBreak="0">
     <w:nsid w:val="34E14959"/>
     <w:multiLevelType w:val="hybridMultilevel"/>
     <w:tmpl w:val="376EF410"/>
@@ -1387,7 +2111,96 @@
       </w:pPr>
     </w:lvl>
   </w:abstractNum>
-  <w:abstractNum w:abstractNumId="2" w15:restartNumberingAfterBreak="0">
+  <w:abstractNum w:abstractNumId="3" w15:restartNumberingAfterBreak="0">
+    <w:nsid w:val="38DD3C4F"/>
+    <w:multiLevelType w:val="hybridMultilevel"/>
+    <w:tmpl w:val="DC40FC3A"/>
+    <w:lvl w:ilvl="0" w:tplc="F60E2212">
+      <w:start w:val="1"/>
+      <w:numFmt w:val="decimal"/>
+      <w:lvlText w:val="（%1）"/>
+      <w:lvlJc w:val="left"/>
+      <w:pPr>
+        <w:ind w:left="800" w:hanging="360"/>
+      </w:pPr>
+      <w:rPr>
+        <w:rFonts w:asciiTheme="minorHAnsi" w:eastAsiaTheme="minorEastAsia" w:hAnsiTheme="minorHAnsi" w:cstheme="minorBidi"/>
+      </w:rPr>
+    </w:lvl>
+    <w:lvl w:ilvl="1" w:tplc="04090019" w:tentative="1">
+      <w:start w:val="1"/>
+      <w:numFmt w:val="lowerLetter"/>
+      <w:lvlText w:val="%2)"/>
+      <w:lvlJc w:val="left"/>
+      <w:pPr>
+        <w:ind w:left="1320" w:hanging="440"/>
+      </w:pPr>
+    </w:lvl>
+    <w:lvl w:ilvl="2" w:tplc="0409001B" w:tentative="1">
+      <w:start w:val="1"/>
+      <w:numFmt w:val="lowerRoman"/>
+      <w:lvlText w:val="%3."/>
+      <w:lvlJc w:val="right"/>
+      <w:pPr>
+        <w:ind w:left="1760" w:hanging="440"/>
+      </w:pPr>
+    </w:lvl>
+    <w:lvl w:ilvl="3" w:tplc="0409000F" w:tentative="1">
+      <w:start w:val="1"/>
+      <w:numFmt w:val="decimal"/>
+      <w:lvlText w:val="%4."/>
+      <w:lvlJc w:val="left"/>
+      <w:pPr>
+        <w:ind w:left="2200" w:hanging="440"/>
+      </w:pPr>
+    </w:lvl>
+    <w:lvl w:ilvl="4" w:tplc="04090019" w:tentative="1">
+      <w:start w:val="1"/>
+      <w:numFmt w:val="lowerLetter"/>
+      <w:lvlText w:val="%5)"/>
+      <w:lvlJc w:val="left"/>
+      <w:pPr>
+        <w:ind w:left="2640" w:hanging="440"/>
+      </w:pPr>
+    </w:lvl>
+    <w:lvl w:ilvl="5" w:tplc="0409001B" w:tentative="1">
+      <w:start w:val="1"/>
+      <w:numFmt w:val="lowerRoman"/>
+      <w:lvlText w:val="%6."/>
+      <w:lvlJc w:val="right"/>
+      <w:pPr>
+        <w:ind w:left="3080" w:hanging="440"/>
+      </w:pPr>
+    </w:lvl>
+    <w:lvl w:ilvl="6" w:tplc="0409000F" w:tentative="1">
+      <w:start w:val="1"/>
+      <w:numFmt w:val="decimal"/>
+      <w:lvlText w:val="%7."/>
+      <w:lvlJc w:val="left"/>
+      <w:pPr>
+        <w:ind w:left="3520" w:hanging="440"/>
+      </w:pPr>
+    </w:lvl>
+    <w:lvl w:ilvl="7" w:tplc="04090019" w:tentative="1">
+      <w:start w:val="1"/>
+      <w:numFmt w:val="lowerLetter"/>
+      <w:lvlText w:val="%8)"/>
+      <w:lvlJc w:val="left"/>
+      <w:pPr>
+        <w:ind w:left="3960" w:hanging="440"/>
+      </w:pPr>
+    </w:lvl>
+    <w:lvl w:ilvl="8" w:tplc="0409001B" w:tentative="1">
+      <w:start w:val="1"/>
+      <w:numFmt w:val="lowerRoman"/>
+      <w:lvlText w:val="%9."/>
+      <w:lvlJc w:val="right"/>
+      <w:pPr>
+        <w:ind w:left="4400" w:hanging="440"/>
+      </w:pPr>
+    </w:lvl>
+  </w:abstractNum>
+  <w:abstractNum w:abstractNumId="4" w15:restartNumberingAfterBreak="0">
     <w:nsid w:val="517B13AB"/>
     <w:multiLevelType w:val="hybridMultilevel"/>
     <w:tmpl w:val="8A8C93F4"/>
@@ -1476,14 +2289,296 @@
       </w:pPr>
     </w:lvl>
   </w:abstractNum>
+  <w:abstractNum w:abstractNumId="5" w15:restartNumberingAfterBreak="0">
+    <w:nsid w:val="523E4DB5"/>
+    <w:multiLevelType w:val="hybridMultilevel"/>
+    <w:tmpl w:val="98789B62"/>
+    <w:lvl w:ilvl="0" w:tplc="3176EB5A">
+      <w:start w:val="1"/>
+      <w:numFmt w:val="decimal"/>
+      <w:lvlText w:val="%1."/>
+      <w:lvlJc w:val="left"/>
+      <w:pPr>
+        <w:ind w:left="800" w:hanging="360"/>
+      </w:pPr>
+      <w:rPr>
+        <w:rFonts w:hint="default"/>
+      </w:rPr>
+    </w:lvl>
+    <w:lvl w:ilvl="1" w:tplc="04090019" w:tentative="1">
+      <w:start w:val="1"/>
+      <w:numFmt w:val="lowerLetter"/>
+      <w:lvlText w:val="%2)"/>
+      <w:lvlJc w:val="left"/>
+      <w:pPr>
+        <w:ind w:left="1320" w:hanging="440"/>
+      </w:pPr>
+    </w:lvl>
+    <w:lvl w:ilvl="2" w:tplc="0409001B" w:tentative="1">
+      <w:start w:val="1"/>
+      <w:numFmt w:val="lowerRoman"/>
+      <w:lvlText w:val="%3."/>
+      <w:lvlJc w:val="right"/>
+      <w:pPr>
+        <w:ind w:left="1760" w:hanging="440"/>
+      </w:pPr>
+    </w:lvl>
+    <w:lvl w:ilvl="3" w:tplc="0409000F" w:tentative="1">
+      <w:start w:val="1"/>
+      <w:numFmt w:val="decimal"/>
+      <w:lvlText w:val="%4."/>
+      <w:lvlJc w:val="left"/>
+      <w:pPr>
+        <w:ind w:left="2200" w:hanging="440"/>
+      </w:pPr>
+    </w:lvl>
+    <w:lvl w:ilvl="4" w:tplc="04090019" w:tentative="1">
+      <w:start w:val="1"/>
+      <w:numFmt w:val="lowerLetter"/>
+      <w:lvlText w:val="%5)"/>
+      <w:lvlJc w:val="left"/>
+      <w:pPr>
+        <w:ind w:left="2640" w:hanging="440"/>
+      </w:pPr>
+    </w:lvl>
+    <w:lvl w:ilvl="5" w:tplc="0409001B" w:tentative="1">
+      <w:start w:val="1"/>
+      <w:numFmt w:val="lowerRoman"/>
+      <w:lvlText w:val="%6."/>
+      <w:lvlJc w:val="right"/>
+      <w:pPr>
+        <w:ind w:left="3080" w:hanging="440"/>
+      </w:pPr>
+    </w:lvl>
+    <w:lvl w:ilvl="6" w:tplc="0409000F" w:tentative="1">
+      <w:start w:val="1"/>
+      <w:numFmt w:val="decimal"/>
+      <w:lvlText w:val="%7."/>
+      <w:lvlJc w:val="left"/>
+      <w:pPr>
+        <w:ind w:left="3520" w:hanging="440"/>
+      </w:pPr>
+    </w:lvl>
+    <w:lvl w:ilvl="7" w:tplc="04090019" w:tentative="1">
+      <w:start w:val="1"/>
+      <w:numFmt w:val="lowerLetter"/>
+      <w:lvlText w:val="%8)"/>
+      <w:lvlJc w:val="left"/>
+      <w:pPr>
+        <w:ind w:left="3960" w:hanging="440"/>
+      </w:pPr>
+    </w:lvl>
+    <w:lvl w:ilvl="8" w:tplc="0409001B" w:tentative="1">
+      <w:start w:val="1"/>
+      <w:numFmt w:val="lowerRoman"/>
+      <w:lvlText w:val="%9."/>
+      <w:lvlJc w:val="right"/>
+      <w:pPr>
+        <w:ind w:left="4400" w:hanging="440"/>
+      </w:pPr>
+    </w:lvl>
+  </w:abstractNum>
+  <w:abstractNum w:abstractNumId="6" w15:restartNumberingAfterBreak="0">
+    <w:nsid w:val="60D4662D"/>
+    <w:multiLevelType w:val="hybridMultilevel"/>
+    <w:tmpl w:val="A54CEF4A"/>
+    <w:lvl w:ilvl="0" w:tplc="3176EB5A">
+      <w:start w:val="1"/>
+      <w:numFmt w:val="decimal"/>
+      <w:lvlText w:val="%1."/>
+      <w:lvlJc w:val="left"/>
+      <w:pPr>
+        <w:ind w:left="800" w:hanging="360"/>
+      </w:pPr>
+      <w:rPr>
+        <w:rFonts w:hint="default"/>
+      </w:rPr>
+    </w:lvl>
+    <w:lvl w:ilvl="1" w:tplc="04090019" w:tentative="1">
+      <w:start w:val="1"/>
+      <w:numFmt w:val="lowerLetter"/>
+      <w:lvlText w:val="%2)"/>
+      <w:lvlJc w:val="left"/>
+      <w:pPr>
+        <w:ind w:left="1320" w:hanging="440"/>
+      </w:pPr>
+    </w:lvl>
+    <w:lvl w:ilvl="2" w:tplc="0409001B" w:tentative="1">
+      <w:start w:val="1"/>
+      <w:numFmt w:val="lowerRoman"/>
+      <w:lvlText w:val="%3."/>
+      <w:lvlJc w:val="right"/>
+      <w:pPr>
+        <w:ind w:left="1760" w:hanging="440"/>
+      </w:pPr>
+    </w:lvl>
+    <w:lvl w:ilvl="3" w:tplc="0409000F" w:tentative="1">
+      <w:start w:val="1"/>
+      <w:numFmt w:val="decimal"/>
+      <w:lvlText w:val="%4."/>
+      <w:lvlJc w:val="left"/>
+      <w:pPr>
+        <w:ind w:left="2200" w:hanging="440"/>
+      </w:pPr>
+    </w:lvl>
+    <w:lvl w:ilvl="4" w:tplc="04090019" w:tentative="1">
+      <w:start w:val="1"/>
+      <w:numFmt w:val="lowerLetter"/>
+      <w:lvlText w:val="%5)"/>
+      <w:lvlJc w:val="left"/>
+      <w:pPr>
+        <w:ind w:left="2640" w:hanging="440"/>
+      </w:pPr>
+    </w:lvl>
+    <w:lvl w:ilvl="5" w:tplc="0409001B" w:tentative="1">
+      <w:start w:val="1"/>
+      <w:numFmt w:val="lowerRoman"/>
+      <w:lvlText w:val="%6."/>
+      <w:lvlJc w:val="right"/>
+      <w:pPr>
+        <w:ind w:left="3080" w:hanging="440"/>
+      </w:pPr>
+    </w:lvl>
+    <w:lvl w:ilvl="6" w:tplc="0409000F" w:tentative="1">
+      <w:start w:val="1"/>
+      <w:numFmt w:val="decimal"/>
+      <w:lvlText w:val="%7."/>
+      <w:lvlJc w:val="left"/>
+      <w:pPr>
+        <w:ind w:left="3520" w:hanging="440"/>
+      </w:pPr>
+    </w:lvl>
+    <w:lvl w:ilvl="7" w:tplc="04090019" w:tentative="1">
+      <w:start w:val="1"/>
+      <w:numFmt w:val="lowerLetter"/>
+      <w:lvlText w:val="%8)"/>
+      <w:lvlJc w:val="left"/>
+      <w:pPr>
+        <w:ind w:left="3960" w:hanging="440"/>
+      </w:pPr>
+    </w:lvl>
+    <w:lvl w:ilvl="8" w:tplc="0409001B" w:tentative="1">
+      <w:start w:val="1"/>
+      <w:numFmt w:val="lowerRoman"/>
+      <w:lvlText w:val="%9."/>
+      <w:lvlJc w:val="right"/>
+      <w:pPr>
+        <w:ind w:left="4400" w:hanging="440"/>
+      </w:pPr>
+    </w:lvl>
+  </w:abstractNum>
+  <w:abstractNum w:abstractNumId="7" w15:restartNumberingAfterBreak="0">
+    <w:nsid w:val="6F057145"/>
+    <w:multiLevelType w:val="hybridMultilevel"/>
+    <w:tmpl w:val="1034E9B4"/>
+    <w:lvl w:ilvl="0" w:tplc="58D67C1E">
+      <w:start w:val="1"/>
+      <w:numFmt w:val="decimal"/>
+      <w:lvlText w:val="%1."/>
+      <w:lvlJc w:val="left"/>
+      <w:pPr>
+        <w:ind w:left="800" w:hanging="360"/>
+      </w:pPr>
+      <w:rPr>
+        <w:rFonts w:hint="default"/>
+      </w:rPr>
+    </w:lvl>
+    <w:lvl w:ilvl="1" w:tplc="04090019" w:tentative="1">
+      <w:start w:val="1"/>
+      <w:numFmt w:val="lowerLetter"/>
+      <w:lvlText w:val="%2)"/>
+      <w:lvlJc w:val="left"/>
+      <w:pPr>
+        <w:ind w:left="1320" w:hanging="440"/>
+      </w:pPr>
+    </w:lvl>
+    <w:lvl w:ilvl="2" w:tplc="0409001B" w:tentative="1">
+      <w:start w:val="1"/>
+      <w:numFmt w:val="lowerRoman"/>
+      <w:lvlText w:val="%3."/>
+      <w:lvlJc w:val="right"/>
+      <w:pPr>
+        <w:ind w:left="1760" w:hanging="440"/>
+      </w:pPr>
+    </w:lvl>
+    <w:lvl w:ilvl="3" w:tplc="0409000F" w:tentative="1">
+      <w:start w:val="1"/>
+      <w:numFmt w:val="decimal"/>
+      <w:lvlText w:val="%4."/>
+      <w:lvlJc w:val="left"/>
+      <w:pPr>
+        <w:ind w:left="2200" w:hanging="440"/>
+      </w:pPr>
+    </w:lvl>
+    <w:lvl w:ilvl="4" w:tplc="04090019" w:tentative="1">
+      <w:start w:val="1"/>
+      <w:numFmt w:val="lowerLetter"/>
+      <w:lvlText w:val="%5)"/>
+      <w:lvlJc w:val="left"/>
+      <w:pPr>
+        <w:ind w:left="2640" w:hanging="440"/>
+      </w:pPr>
+    </w:lvl>
+    <w:lvl w:ilvl="5" w:tplc="0409001B" w:tentative="1">
+      <w:start w:val="1"/>
+      <w:numFmt w:val="lowerRoman"/>
+      <w:lvlText w:val="%6."/>
+      <w:lvlJc w:val="right"/>
+      <w:pPr>
+        <w:ind w:left="3080" w:hanging="440"/>
+      </w:pPr>
+    </w:lvl>
+    <w:lvl w:ilvl="6" w:tplc="0409000F" w:tentative="1">
+      <w:start w:val="1"/>
+      <w:numFmt w:val="decimal"/>
+      <w:lvlText w:val="%7."/>
+      <w:lvlJc w:val="left"/>
+      <w:pPr>
+        <w:ind w:left="3520" w:hanging="440"/>
+      </w:pPr>
+    </w:lvl>
+    <w:lvl w:ilvl="7" w:tplc="04090019" w:tentative="1">
+      <w:start w:val="1"/>
+      <w:numFmt w:val="lowerLetter"/>
+      <w:lvlText w:val="%8)"/>
+      <w:lvlJc w:val="left"/>
+      <w:pPr>
+        <w:ind w:left="3960" w:hanging="440"/>
+      </w:pPr>
+    </w:lvl>
+    <w:lvl w:ilvl="8" w:tplc="0409001B" w:tentative="1">
+      <w:start w:val="1"/>
+      <w:numFmt w:val="lowerRoman"/>
+      <w:lvlText w:val="%9."/>
+      <w:lvlJc w:val="right"/>
+      <w:pPr>
+        <w:ind w:left="4400" w:hanging="440"/>
+      </w:pPr>
+    </w:lvl>
+  </w:abstractNum>
   <w:num w:numId="1" w16cid:durableId="1216812678">
+    <w:abstractNumId w:val="4"/>
+  </w:num>
+  <w:num w:numId="2" w16cid:durableId="1877041703">
     <w:abstractNumId w:val="2"/>
   </w:num>
-  <w:num w:numId="2" w16cid:durableId="1877041703">
+  <w:num w:numId="3" w16cid:durableId="388118617">
     <w:abstractNumId w:val="1"/>
   </w:num>
-  <w:num w:numId="3" w16cid:durableId="388118617">
+  <w:num w:numId="4" w16cid:durableId="911502618">
+    <w:abstractNumId w:val="3"/>
+  </w:num>
+  <w:num w:numId="5" w16cid:durableId="1118568591">
+    <w:abstractNumId w:val="7"/>
+  </w:num>
+  <w:num w:numId="6" w16cid:durableId="1759908381">
+    <w:abstractNumId w:val="5"/>
+  </w:num>
+  <w:num w:numId="7" w16cid:durableId="690882849">
     <w:abstractNumId w:val="0"/>
+  </w:num>
+  <w:num w:numId="8" w16cid:durableId="1049450526">
+    <w:abstractNumId w:val="6"/>
   </w:num>
 </w:numbering>
 </file>
@@ -2095,6 +3190,7 @@
   <w:style w:type="character" w:default="1" w:styleId="a0">
     <w:name w:val="Default Paragraph Font"/>
     <w:uiPriority w:val="1"/>
+    <w:semiHidden/>
     <w:unhideWhenUsed/>
   </w:style>
   <w:style w:type="table" w:default="1" w:styleId="a1">
@@ -2411,6 +3507,29 @@
       <w:spacing w:val="5"/>
     </w:rPr>
   </w:style>
+  <w:style w:type="character" w:styleId="ae">
+    <w:name w:val="Hyperlink"/>
+    <w:basedOn w:val="a0"/>
+    <w:uiPriority w:val="99"/>
+    <w:unhideWhenUsed/>
+    <w:rsid w:val="003722F8"/>
+    <w:rPr>
+      <w:color w:val="0563C1" w:themeColor="hyperlink"/>
+      <w:u w:val="single"/>
+    </w:rPr>
+  </w:style>
+  <w:style w:type="character" w:styleId="af">
+    <w:name w:val="Unresolved Mention"/>
+    <w:basedOn w:val="a0"/>
+    <w:uiPriority w:val="99"/>
+    <w:semiHidden/>
+    <w:unhideWhenUsed/>
+    <w:rsid w:val="003722F8"/>
+    <w:rPr>
+      <w:color w:val="605E5C"/>
+      <w:shd w:val="clear" w:color="auto" w:fill="E1DFDD"/>
+    </w:rPr>
+  </w:style>
 </w:styles>
 </file>
 
